--- a/assets/resumes/ja/experience/楊_天楽（Yo_Tenra）_職務経歴書.docx
+++ b/assets/resumes/ja/experience/楊_天楽（Yo_Tenra）_職務経歴書.docx
@@ -59,7 +59,7 @@
     <w:p>
       <w:r>
         <w:rPr/>
-        <w:t>関西大学大学院 総合情報学研究科 社会情報学専攻の修士課程に在籍し、2027年9月修了予定です。業務要件の整理、開発チームとの調整、有料サービスの顧客対応、企業データの品質改善を経験しました。AIを活用して研究・業務用のツールを開発し、課題の整理、業務上の妥当性の判断、検証、継続的な改善に取り組んでいます。AIアプリケーション、プロダクトのプロトタイプ、業務ツールの開発に関心があります。入社は2027年10月を希望し、2028年4月も可能です。</w:t>
+        <w:t>関西大学大学院 総合情報学研究科 社会情報学専攻の修士課程に在籍し、2027年9月修了予定です。業務要件の整理、開発チームとの調整、有料サービスの顧客対応、企業データの品質改善を経験しました。AIを活用して研究・業務用のツールを開発し、課題の整理、業務上の妥当性の判断、検証、継続的な改善に取り組んでいます。AIアプリケーション、プロダクトのプロトタイプ、業務ツールの開発に関心があります。</w:t>
       </w:r>
     </w:p>
     <w:p>
@@ -95,7 +95,7 @@
       </w:pPr>
       <w:r>
         <w:rPr/>
-        <w:t>企業情報の抽出と品質改善に参加。S3上の、顧客に直接提供される本番データを扱い、データ生成パイプラインを改善。3か月、約320時間で190件のPRを作成し、マージまで実施。</w:t>
+        <w:t>企業情報の抽出と品質改善に参加。顧客に直接提供される本番データを扱い、データ生成パイプラインを改善。3か月、約320時間で190件のPRを作成し、マージまで実施。</w:t>
       </w:r>
     </w:p>
     <w:p>

--- a/assets/resumes/ja/experience/楊_天楽（Yo_Tenra）_職務経歴書.docx
+++ b/assets/resumes/ja/experience/楊_天楽（Yo_Tenra）_職務経歴書.docx
@@ -59,7 +59,7 @@
     <w:p>
       <w:r>
         <w:rPr/>
-        <w:t>関西大学大学院 総合情報学研究科 社会情報学専攻の修士課程に在籍し、2027年9月修了予定です。業務要件の整理、開発チームとの調整、有料サービスの顧客対応、企業データの品質改善を経験しました。AIを活用して研究・業務用のツールを開発し、課題の整理、業務上の妥当性の判断、検証、継続的な改善に取り組んでいます。AIアプリケーション、プロダクトのプロトタイプ、業務ツールの開発に関心があります。</w:t>
+        <w:t>関西大学大学院 総合情報学研究科 社会情報学専攻の修士課程に在籍し、2027年9月に修了予定です。旅行会社での業務要件の整理と開発調整、ゲーム関連サービスの創業・運営を経て、現在はBaseconnectで企業データの品質改善に取り組んでいます。研究や日常の課題から必要な機能を考え、AIを活用してツールを開発してきました。課題の定義、業務に合う方針の判断、検証と改善を担い、AIアプリケーションや業務ツール、プロトタイプの開発に経験を生かしたいと考えています。</w:t>
       </w:r>
     </w:p>
     <w:p>
@@ -95,7 +95,7 @@
       </w:pPr>
       <w:r>
         <w:rPr/>
-        <w:t>企業情報の抽出と品質改善に参加。顧客に直接提供される本番データを扱い、データ生成パイプラインを改善。3か月、約320時間で190件のPRを作成し、マージまで実施。</w:t>
+        <w:t>顧客に直接提供する企業情報データの抽出・品質改善に取り組み、データ生成パイプラインを修正。3か月間、約320時間の業務で作成した190件のPRが、同僚のレビューを経てマージされました。</w:t>
       </w:r>
     </w:p>
     <w:p>
@@ -104,7 +104,7 @@
       </w:pPr>
       <w:r>
         <w:rPr/>
-        <w:t>繰り返し発生するデータの誤りを、再利用できるtransformで修正。同じ方針を対応する本番パイプラインの修正PRにも反映し、再発を抑制。dry-runとバックアップを経て、本人が本番環境で実行・結果確認を担当。上記3か月の後半1.5か月、約180時間で38件のタスクを解決。</w:t>
+        <w:t>繰り返し発生する誤りの修正を再利用できる処理（transform）にまとめ、発生源である本番パイプラインにも修正PRを提出。同類の問題が起きた際は、既存の処理を使えるか、修正が必要かを判断しています。dry-runで変更内容を確認し、バックアップを取ってから、本番での実行と結果確認を担当。この3か月に含まれる後半1.5か月、約180時間で38件の修正タスクを解決しました。</w:t>
       </w:r>
     </w:p>
     <w:p>
@@ -113,7 +113,7 @@
       </w:pPr>
       <w:r>
         <w:rPr/>
-        <w:t>課題と目標を定義し、Claudeの調査・実装案を業務要件とリスクから判断。受け入れ基準、検証結果、作業記録を保存し、異なるAIセッションで作業を続けられる自分用のデータベース付きダッシュボードを開発。</w:t>
+        <w:t>Claudeに調査や実装を依頼し、課題と目標の定義、業務要件に照らした判断、リスク確認、検証を担当。受け入れ基準、検証結果、作業記録を保存するデータベース付きの個人用ダッシュボードもAI支援で開発し、AIとの会話が変わっても作業を続けられるようにしています。</w:t>
       </w:r>
     </w:p>
     <w:p>
@@ -122,7 +122,7 @@
       </w:pPr>
       <w:r>
         <w:rPr/>
-        <w:t>取り組みの中で、特定のデータ項目の精度が40％台から85％に、データカバー率が30％台から75％に改善（本人の業務記録、2026年10月）。</w:t>
+        <w:t>2026年6月初旬～9月初旬の業務記録では、企業の部門・組織情報のうち、担当した一つのデータ項目で、抽出精度が40％台から85％、カバー率が30％台から75％に改善しました。精度は「正しく抽出した件数／抽出総件数」、カバー率は「抽出総件数／正解データ件数」で確認しています。</w:t>
       </w:r>
     </w:p>
     <w:p>
@@ -149,7 +149,7 @@
       </w:pPr>
       <w:r>
         <w:rPr/>
-        <w:t>ソフトウェア開発、数学、科学リテラシー、グラフィックス、質的調査などの実習で、学生の質問対応、ツール操作、課題への取り組みを支援。</w:t>
+        <w:t>ソフトウェア開発、数学、科学リテラシー、グラフィックス、質的調査などの実習で、学生の質問に対応。ツールの操作や課題の進め方を説明し、学習を支援しています。</w:t>
       </w:r>
     </w:p>
     <w:p>
@@ -158,12 +158,13 @@
       </w:pPr>
       <w:r>
         <w:rPr/>
-        <w:t>学生サービスステーションでハードウェア・ソフトウェアの相談に対応し、問題を記録。必要に応じて技術担当者へ引き継ぎ。</w:t>
+        <w:t>学生サービスステーションでハードウェア・ソフトウェアの相談を受け、問題の状況を記録。必要に応じて技術担当者へ引き継いでいます。</w:t>
       </w:r>
     </w:p>
     <w:p>
       <w:pPr>
         <w:pStyle w:val="Heading2"/>
+        <w:pageBreakBefore/>
       </w:pPr>
       <w:r>
         <w:rPr/>
@@ -185,7 +186,7 @@
       </w:pPr>
       <w:r>
         <w:rPr/>
-        <w:t>中国語圏のゲームプレイヤー向けに、ショート動画・攻略コンテンツを制作。ゲームに関する相談、支払いサポート、ゲーム内アイテム・通貨の取引サービスを提供。</w:t>
+        <w:t>中国語圏のゲームプレイヤー向けにサービスを創業・運営し、韓国ウォンでの支払い・ゲーム内購入の代行、ゲーム内取引の保証、新規プレイヤー向けの有料相談を直接担当。取引保証は手数料制、相談は分単位の料金制で提供し、ショート動画や攻略コンテンツの制作にも取り組みました。</w:t>
       </w:r>
     </w:p>
     <w:p>
@@ -194,7 +195,7 @@
       </w:pPr>
       <w:r>
         <w:rPr/>
-        <w:t>累計2,000名以上の顧客にサービスを提供（重複を除く）。動画の累計再生数は約50万回。</w:t>
+        <w:t>経営期間を通じた顧客数は、サービス全体で重複を除いて2,000名以上。動画の累計再生数は約50万回です。</w:t>
       </w:r>
     </w:p>
     <w:p>
@@ -203,7 +204,7 @@
       </w:pPr>
       <w:r>
         <w:rPr/>
-        <w:t>ピーク時に約3名のインターンが参加する体制でサービスを運営。</w:t>
+        <w:t>ピーク時には約3名のインターンと業務を分担し、サービスを運営しました。</w:t>
       </w:r>
     </w:p>
     <w:p>
@@ -212,13 +213,33 @@
       </w:pPr>
       <w:r>
         <w:rPr/>
-        <w:t>韓国語を読めない中国語圏のプレイヤー向けに、イベントのルール、アイテム獲得の期待値、必要な費用を整理。同じゲーム内効果を得るための支出を抑える攻略・購入案を提示。攻略画像の制作に参加し、当時は攻略サイトも制作。PDF・文章・動画で攻略情報を配信。</w:t>
+        <w:t>韓国語を読めない中国語圏の利用者に、イベントのルール、アイテム獲得の期待値、必要な費用を整理して説明。同じゲーム内効果をより少ない支出で得る攻略・購入案を提案しました。攻略画像の制作に参加し、当時は攻略サイトも制作。PDF・文章・動画で情報を配信しました。</w:t>
       </w:r>
     </w:p>
     <w:p>
       <w:r>
         <w:rPr/>
-        <w:t>顧客からの累計受取額は約1,500万元（人民元、支払い代行分の元金を含む）。ギフトカード購入費・チャージの実行原価を控除した累計粗利益は300万元超（人件費・その他の運営費控除前）、累計純利益は約250万元と推定しています。</w:t>
+        <w:t>顧客からの累計受取額は約3.5億円相当（約1,500万人民元）で、支払い代行の元金を含みます。累計粗利益は300万人民元超（参考：300万人民元は約7,100万円相当）です。粗利益は、ギフトカード購入費およびチャージ実行にかかる原価を差し引いた後、人件費・その他の運営費を差し引く前の金額です。累計純利益は約5,900万円相当（約250万人民元）と推定しています。</w:t>
+      </w:r>
+    </w:p>
+    <w:p>
+      <w:r>
+        <w:rPr/>
+        <w:t>円換算は、</w:t>
+      </w:r>
+      <w:hyperlink r:id="rId11">
+        <w:r>
+          <w:rPr>
+            <w:rStyle w:val="Hyperlink"/>
+            <w:color w:val="0563C1"/>
+            <w:u w:val="single"/>
+          </w:rPr>
+          <w:t>中国人民銀行の2026年10月15日公表値</w:t>
+        </w:r>
+      </w:hyperlink>
+      <w:r>
+        <w:rPr/>
+        <w:t>（中国外貨取引センターが算出した基準値、1人民元＝約23.5449円）による概算です。公表値は2026年10月16日に確認しました。経営当時の実際の換金額や適用レートを示すものではありません。</w:t>
       </w:r>
     </w:p>
     <w:p>
@@ -245,7 +266,7 @@
       </w:pPr>
       <w:r>
         <w:rPr/>
-        <w:t>CEOの直接補佐として業務要件の整理と開発推進を担当。ホテル料金調整の実務を観察し、約5〜10名の開発メンバーと実現可能性・難易度を確認。業務側と開発側が合意できる画面案をまとめ、デモと要件文書を作成。</w:t>
+        <w:t>CEO直属のアシスタントとして、業務要件の整理と開発チームとの調整を担当。ホテル料金調整の実際の操作を観察し、約5〜10名の開発メンバーと実現可能性や難易度を確認しました。業務側と開発側で画面案を調整し、合意した内容をデモと要件文書にまとめました。</w:t>
       </w:r>
     </w:p>
     <w:p>
@@ -254,7 +275,7 @@
       </w:pPr>
       <w:r>
         <w:rPr/>
-        <w:t>ガントチャートを活用し、タスクの依存関係、工数・コスト、担当者の稼働可能時間を踏まえて進捗を管理。進行上の課題を整理し、同じ業務目的を満たす代替案を比較・調整。</w:t>
+        <w:t>ガントチャートを使い、タスクの依存関係、工数・コスト、担当者の稼働可能時間を確認しながら進捗を管理。課題が生じた際は、同じ業務目的を満たす代替案を比較し、関係者と調整しました。</w:t>
       </w:r>
     </w:p>
     <w:p>
@@ -263,12 +284,13 @@
       </w:pPr>
       <w:r>
         <w:rPr/>
-        <w:t>仕入先・販売チャネルと連携する料金調整システムに加え、旅行商品の販売・流通システム、社内の財務管理・賞与計算システムの要件整理に参加。</w:t>
+        <w:t>仕入先・販売チャネルと連携する料金調整、旅行商品の販売・流通、社内の財務管理・賞与計算の要件整理に参加。ホテルの請求書情報を取り込む機能では、費用・工期・精度を踏まえ、一次照合の後に財務担当者が確認して登録する方式に調整し、業務への導入につなげました。技術実装は開発チームが担当しました。</w:t>
       </w:r>
     </w:p>
     <w:p>
       <w:pPr>
         <w:pStyle w:val="Heading1"/>
+        <w:pageBreakBefore/>
       </w:pPr>
       <w:r>
         <w:rPr/>
@@ -292,7 +314,7 @@
         <w:rPr/>
         <w:t>2026年2月～3月｜</w:t>
       </w:r>
-      <w:hyperlink r:id="rId11">
+      <w:hyperlink r:id="rId12">
         <w:r>
           <w:rPr>
             <w:rStyle w:val="Hyperlink"/>
@@ -309,7 +331,7 @@
       </w:pPr>
       <w:r>
         <w:rPr/>
-        <w:t>ニュースファイルから企業名と提携関係を整理し、ネットワーク分析用のデータ・行列を出力。</w:t>
+        <w:t>ニュースファイルに含まれる企業名と提携関係を整理し、ネットワーク分析に使うデータ・行列を出力するツールを開発。</w:t>
       </w:r>
     </w:p>
     <w:p>
@@ -318,7 +340,7 @@
       </w:pPr>
       <w:r>
         <w:rPr/>
-        <w:t>ファイルのアップロード、条件設定、処理、ダウンロードをWeb画面に集約。GeminiとChatGPTの支援を受け、要件整理からコードの統合・デプロイまで担当。</w:t>
+        <w:t>ファイルのアップロードから条件設定、処理、ダウンロードまでをWeb画面にまとめました。GeminiとChatGPTから設計・コードの提案を受け、要件を整理し、コードを統合してデプロイしました。</w:t>
       </w:r>
     </w:p>
     <w:p>
@@ -327,7 +349,7 @@
       </w:pPr>
       <w:r>
         <w:rPr/>
-        <w:t>ローカルの照合結果と名称キャッシュを再利用し、未解決の部分にモデルを使う構成で、重複処理を削減。</w:t>
+        <w:t>ローカルの照合結果と名称キャッシュを先に再利用し、未解決の部分だけにモデルを使う構成にして、同じ処理の繰り返しを減らしました。</w:t>
       </w:r>
     </w:p>
     <w:p>
@@ -344,7 +366,7 @@
         <w:rPr/>
         <w:t>現在の研究｜</w:t>
       </w:r>
-      <w:hyperlink r:id="rId12">
+      <w:hyperlink r:id="rId13">
         <w:r>
           <w:rPr>
             <w:rStyle w:val="Hyperlink"/>
@@ -361,7 +383,7 @@
       </w:pPr>
       <w:r>
         <w:rPr/>
-        <w:t>ネットワーク図、指標ランキング、説明を連動させ、依存関係とパッケージの構造的な役割を比較。</w:t>
+        <w:t>ネットワーク図、指標ランキング、説明を連動させ、依存関係と各パッケージの構造上の役割を比較できるデモを制作。</w:t>
       </w:r>
     </w:p>
     <w:p>
@@ -370,7 +392,7 @@
       </w:pPr>
       <w:r>
         <w:rPr/>
-        <w:t>デモにはPyPIの709ノード、Goの591ノードのサンプルを使用し、複数の指標で依存構造を比較。</w:t>
+        <w:t>PyPIの709ノード、Goの591ノードからなるサンプルを使い、複数の指標から依存構造を調べています。</w:t>
       </w:r>
     </w:p>
     <w:p>
@@ -391,7 +413,7 @@
       </w:r>
       <w:r>
         <w:rPr/>
-        <w:t>：7種類のAWS認定試験、試験に応じた日中英の問題集、3言語の画面、模試のスコア予測、間違えた問題の復習、用語解説、AIへの質問用コピーに対応。</w:t>
+        <w:t>：複数のAWS認定試験向けの学習アプリ。試験に応じた日中英の問題集と3言語の画面を備え、模試のスコア予測、間違えた問題の復習、用語解説、AIに質問するためのコピー機能を利用できます。</w:t>
       </w:r>
     </w:p>
     <w:p>
@@ -403,7 +425,7 @@
       </w:r>
       <w:r>
         <w:rPr/>
-        <w:t>：摂取量と体重変化から消費量を推定し、減量目標に応じた1日の摂取目標を計算。身体サイズも記録。</w:t>
+        <w:t>：食事や体重、身体サイズを記録するアプリ。摂取量と体重の変化から消費量を推定し、減量目標に合わせて1日の摂取目標を計算できます。</w:t>
       </w:r>
     </w:p>
     <w:p>
@@ -415,13 +437,13 @@
       </w:r>
       <w:r>
         <w:rPr/>
-        <w:t>：衣服、収納場所、着用履歴、コーディネートを一つに管理し、1回当たりの費用や未着用のアイテムを確認。</w:t>
+        <w:t>：衣服、収納場所、着用履歴、コーディネートをまとめて管理するアプリ。1回の着用にかかる費用や、まだ着ていないアイテムを確認できます。</w:t>
       </w:r>
     </w:p>
     <w:p>
       <w:r>
         <w:rPr/>
-        <w:t>いずれも本人の日常のニーズから要件を整理し、AI支援で実装。継続して使用・改善しています。</w:t>
+        <w:t>自分の日常で必要になった機能を整理し、AIの支援で実装しました。いずれも自分で使い、改善を続けています。</w:t>
       </w:r>
     </w:p>
     <w:p>
@@ -511,11 +533,11 @@
     <w:p>
       <w:r>
         <w:rPr/>
-        <w:t>AI支援開発でPython、SQL、Git、データ処理ツールを使用。コードの一部を読み、処理内容の確認と局所的な修正を行います。実装にはClaudeなどを多く活用し、要件の定義、方針の比較、業務上の妥当性の判断、検証の設計、改善を担当しています。</w:t>
+        <w:t>Python、SQL、Git、データ処理ツールをAI支援開発で使っています。コードの一部を読み、処理の確認や局所的な修正を行います。実装にはClaudeなどを多く活用し、私は要件の定義、方針の比較、業務に合うかの判断、検証の設計と改善を担当しています。</w:t>
       </w:r>
     </w:p>
     <w:p>
-      <w:hyperlink r:id="rId13">
+      <w:hyperlink r:id="rId14">
         <w:r>
           <w:rPr>
             <w:rStyle w:val="Hyperlink"/>
@@ -529,7 +551,7 @@
         <w:rPr/>
         <w:t xml:space="preserve"> · </w:t>
       </w:r>
-      <w:hyperlink r:id="rId14">
+      <w:hyperlink r:id="rId15">
         <w:r>
           <w:rPr>
             <w:rStyle w:val="Hyperlink"/>
@@ -541,7 +563,7 @@
       </w:hyperlink>
     </w:p>
     <w:sectPr>
-      <w:footerReference w:type="default" r:id="rId15"/>
+      <w:footerReference w:type="default" r:id="rId16"/>
       <w:pgSz w:w="11906" w:h="16838"/>
       <w:pgMar w:top="907" w:right="1020" w:bottom="907" w:left="1020" w:header="720" w:footer="510" w:gutter="0"/>
       <w:cols w:space="720"/>

--- a/assets/resumes/ja/experience/楊_天楽（Yo_Tenra）_職務経歴書.docx
+++ b/assets/resumes/ja/experience/楊_天楽（Yo_Tenra）_職務経歴書.docx
@@ -225,7 +225,7 @@
     <w:p>
       <w:r>
         <w:rPr/>
-        <w:t>円換算は、</w:t>
+        <w:t>円換算額は、人民元での経営実績を比較しやすくするため、</w:t>
       </w:r>
       <w:hyperlink r:id="rId11">
         <w:r>
@@ -239,7 +239,7 @@
       </w:hyperlink>
       <w:r>
         <w:rPr/>
-        <w:t>（中国外貨取引センターが算出した基準値、1人民元＝約23.5449円）による概算です。公表値は2026年10月16日に確認しました。経営当時の実際の換金額や適用レートを示すものではありません。</w:t>
+        <w:t>（中国外貨取引センターが算出した基準値、1人民元＝約23.5449円）で概算した参考値です。公表値は2026年10月16日に確認しました。</w:t>
       </w:r>
     </w:p>
     <w:p>
